--- a/downloads/sections/t04-l05-time-zone-and-call-analysis-are-guarded-defaults-quiz.docx
+++ b/downloads/sections/t04-l05-time-zone-and-call-analysis-are-guarded-defaults-quiz.docx
@@ -44,7 +44,7 @@
     </w:p>
     <w:p>
       <w:r>
-        <w:t>confirm. The exact hour-by-hour time zone matrix is in the campaign guide and was not copied here. Local telemarketing law is not Five9's default screen.. last checked 2026-10.</w:t>
+        <w:t>confirm. The exact hour-by-hour time zone matrix is in the campaign guide and was not copied here. Local telemarketing law is not Five9's default screen. last checked 2026-10.</w:t>
       </w:r>
     </w:p>
   </w:body>
